--- a/Report/CS516_Test_Guide.docx
+++ b/Report/CS516_Test_Guide.docx
@@ -372,7 +372,7 @@
           <w:i w:val="0"/>
           <w:sz w:val="20"/>
         </w:rPr>
-        <w:t xml:space="preserve"> CS516, CS411, CS324 pre-loaded. Add CS401 / Database Systems / 3 / Dr. Mona.</w:t>
+        <w:t xml:space="preserve"> CS516, CS411, CS324 pre-loaded. Add CS401 / Database Systems / 3 / Dr. Dhiaa.</w:t>
       </w:r>
     </w:p>
     <w:p>
